--- a/Fase 1 - Planificación/Individual/Alvarado_Exequiel_1.3_APT122_AutoevaluacionFase1.docx
+++ b/Fase 1 - Planificación/Individual/Alvarado_Exequiel_1.3_APT122_AutoevaluacionFase1.docx
@@ -9993,7 +9993,7 @@
                 <w:b w:val="0"/>
                 <w:sz w:val="18"/>
               </w:rPr>
-              <w:t>El plan de trabajo existe con 9 épicas, 67 historias, 277 puntos y 7 sprints, con recursos y responsables. Tras recibir el proyecto construido hubo que replanificar sobre las seis fases del documento del cliente, y ese análisis de brechas ya está escrito. Falta trasladarlo al backlog de Jira, cerrar la Carta Gantt formal en la plantilla 1.5 y afinar la columna de facilitadores y obstaculizadores.</w:t>
+              <w:t>El plan de trabajo existe con 9 épicas, 67 historias, 277 puntos y 7 sprints, con recursos y responsables. Tras recibir el proyecto construido hubo que replanificar, y ese análisis de brechas ya está escrito. La Carta Gantt formal está cerrada en la plantilla 1.5: dieciséis actividades sobre 18 semanas en tres fases, con las entregas evaluadas como hitos, y el plan de trabajo usa esas mismas semanas. Falta trasladarlo al backlog de Jira y afinar la columna de facilitadores y obstaculizadores.</w:t>
             </w:r>
           </w:p>
         </w:tc>
@@ -10307,7 +10307,7 @@
         <w:rPr>
           <w:sz w:val="20"/>
         </w:rPr>
-        <w:t>Aspectos por mejorar antes de la evaluación sumativa. Los tres indicadores más bajos de mi autoevaluación apuntan al mismo punto ciego: la certificación formal de la calidad. Mis acciones comprometidas para la Fase 2 son (1) cerrar la Carta Gantt y la tabla de evidencias acordándolas con el docente en la próxima sesión, (2) implementar en el Sprint 1 el test automatizado de aislamiento entre tenants como condición bloqueante de la integración continua, y (3) construir el golden set de 50 preguntas por cliente para medir la calidad de las respuestas con evidencia y no con impresiones. En inglés, revisar los textos con apoyo de la asignatura antes de la entrega sumativa.</w:t>
+        <w:t>Aspectos por mejorar antes de la evaluación sumativa. Los tres indicadores más bajos de mi autoevaluación apuntan al mismo punto ciego: la certificación formal de la calidad. Mis acciones comprometidas para la Fase 2 son (1) acordar con el docente la tabla de evidencias, ahora que la Carta Gantt ya está cerrada y es la misma en el informe y en las dos presentaciones, (2) implementar en el Sprint 1 el test automatizado de aislamiento entre tenants como condición bloqueante de la integración continua, y (3) construir el golden set de 50 preguntas por cliente para medir la calidad de las respuestas con evidencia y no con impresiones. En inglés, revisar los textos con apoyo de la asignatura antes de la entrega sumativa.</w:t>
       </w:r>
     </w:p>
     <w:sectPr>
